--- a/Bbbb-Pau/B613-2Tm.docx
+++ b/Bbbb-Pau/B613-2Tm.docx
@@ -13,7 +13,7 @@
           <w:color w:val="C00000"/>
           <w:sz w:val="32"/>
           <w:szCs w:val="32"/>
-          <w:lang w:eastAsia="en-GB" w:bidi="he-IL"/>
+          <w:lang w:val="en-GB"/>
         </w:rPr>
       </w:pPr>
       <w:r>
@@ -32,7 +32,7 @@
           <w:sz w:val="32"/>
           <w:szCs w:val="32"/>
         </w:rPr>
-        <w:t xml:space="preserve">Второ́е </w:t>
+        <w:t>в</w:t>
       </w:r>
       <w:r>
         <w:rPr>
@@ -41,7 +41,7 @@
           <w:sz w:val="32"/>
           <w:szCs w:val="32"/>
         </w:rPr>
-        <w:t xml:space="preserve">къ </w:t>
+        <w:t xml:space="preserve">торо́е </w:t>
       </w:r>
       <w:r>
         <w:rPr>
@@ -50,7 +50,7 @@
           <w:sz w:val="32"/>
           <w:szCs w:val="32"/>
         </w:rPr>
-        <w:t>Тїмоѳе́ю</w:t>
+        <w:t xml:space="preserve">къ </w:t>
       </w:r>
       <w:r>
         <w:rPr>
@@ -59,7 +59,7 @@
           <w:sz w:val="32"/>
           <w:szCs w:val="32"/>
         </w:rPr>
-        <w:br/>
+        <w:t>т</w:t>
       </w:r>
       <w:r>
         <w:rPr>
@@ -68,7 +68,26 @@
           <w:sz w:val="32"/>
           <w:szCs w:val="32"/>
         </w:rPr>
-        <w:t>С</w:t>
+        <w:t>їмоѳе́ю</w:t>
+      </w:r>
+      <w:r>
+        <w:rPr>
+          <w:rFonts w:ascii="Pochaevsk" w:hAnsi="Pochaevsk"/>
+          <w:color w:val="C00000"/>
+          <w:sz w:val="32"/>
+          <w:szCs w:val="32"/>
+          <w:lang w:val="en-GB"/>
+        </w:rPr>
+        <w:t xml:space="preserve"> </w:t>
+      </w:r>
+      <w:r>
+        <w:rPr>
+          <w:rFonts w:ascii="Pochaevsk" w:hAnsi="Pochaevsk"/>
+          <w:color w:val="C00000"/>
+          <w:sz w:val="32"/>
+          <w:szCs w:val="32"/>
+        </w:rPr>
+        <w:t>с</w:t>
       </w:r>
       <w:r>
         <w:rPr>
@@ -113,7 +132,16 @@
           <w:sz w:val="32"/>
           <w:szCs w:val="32"/>
         </w:rPr>
-        <w:t>Па</w:t>
+        <w:t>п</w:t>
+      </w:r>
+      <w:r>
+        <w:rPr>
+          <w:rFonts w:ascii="Pochaevsk" w:hAnsi="Pochaevsk" w:cs="Cambria"/>
+          <w:color w:val="C00000"/>
+          <w:sz w:val="32"/>
+          <w:szCs w:val="32"/>
+        </w:rPr>
+        <w:t>а</w:t>
       </w:r>
       <w:r>
         <w:rPr>
@@ -7762,311 +7790,318 @@
           <w:rFonts w:ascii="Pochaevsk" w:hAnsi="Pochaevsk" w:cs="Cambria"/>
           <w:color w:val="202122"/>
         </w:rPr>
+        <w:t>моем</w:t>
+      </w:r>
+      <w:r>
+        <w:rPr>
+          <w:rFonts w:ascii="Pochaevsk" w:hAnsi="Pochaevsk" w:cs="Segoe UI"/>
+          <w:color w:val="202122"/>
+        </w:rPr>
+        <w:t>ꙋ</w:t>
+      </w:r>
+      <w:r>
+        <w:rPr>
+          <w:rFonts w:ascii="Pochaevsk" w:hAnsi="Pochaevsk"/>
+          <w:color w:val="202122"/>
+        </w:rPr>
+        <w:t>̀,</w:t>
+      </w:r>
+      <w:r>
+        <w:rPr>
+          <w:rFonts w:ascii="Pochaevsk" w:hAnsi="Pochaevsk" w:cs="Cambria"/>
+          <w:color w:val="202122"/>
+        </w:rPr>
+        <w:t> </w:t>
+      </w:r>
+      <w:r>
+        <w:rPr>
+          <w:rStyle w:val="smaller"/>
+          <w:rFonts w:ascii="Pochaevsk" w:hAnsi="Pochaevsk"/>
+          <w:color w:val="B22222"/>
+        </w:rPr>
+        <w:t>ѳ҃</w:t>
+      </w:r>
+      <w:r>
+        <w:rPr>
+          <w:rFonts w:ascii="Pochaevsk" w:hAnsi="Pochaevsk"/>
+          <w:color w:val="202122"/>
+        </w:rPr>
+        <w:t> въ не́мже ѕлостражд</w:t>
+      </w:r>
+      <w:r>
+        <w:rPr>
+          <w:rFonts w:ascii="Pochaevsk" w:hAnsi="Pochaevsk" w:cs="Segoe UI"/>
+          <w:color w:val="202122"/>
+        </w:rPr>
+        <w:t>ꙋ</w:t>
+      </w:r>
+      <w:r>
+        <w:rPr>
+          <w:rFonts w:ascii="Pochaevsk" w:hAnsi="Pochaevsk"/>
+          <w:color w:val="202122"/>
+        </w:rPr>
+        <w:t xml:space="preserve">̀ </w:t>
+      </w:r>
+      <w:r>
+        <w:rPr>
+          <w:rFonts w:ascii="Pochaevsk" w:hAnsi="Pochaevsk" w:cs="Cambria"/>
+          <w:color w:val="202122"/>
+        </w:rPr>
+        <w:t>да</w:t>
+      </w:r>
+      <w:r>
+        <w:rPr>
+          <w:rFonts w:ascii="Pochaevsk" w:hAnsi="Pochaevsk"/>
+          <w:color w:val="202122"/>
+        </w:rPr>
+        <w:t>́</w:t>
+      </w:r>
+      <w:r>
+        <w:rPr>
+          <w:rFonts w:ascii="Pochaevsk" w:hAnsi="Pochaevsk" w:cs="Cambria"/>
+          <w:color w:val="202122"/>
+        </w:rPr>
+        <w:t>же</w:t>
+      </w:r>
+      <w:r>
+        <w:rPr>
+          <w:rFonts w:ascii="Pochaevsk" w:hAnsi="Pochaevsk"/>
+          <w:color w:val="202122"/>
+        </w:rPr>
+        <w:t xml:space="preserve"> </w:t>
+      </w:r>
+      <w:r>
+        <w:rPr>
+          <w:rFonts w:ascii="Pochaevsk" w:hAnsi="Pochaevsk" w:cs="Cambria"/>
+          <w:color w:val="202122"/>
+        </w:rPr>
+        <w:t>до</w:t>
+      </w:r>
+      <w:r>
+        <w:rPr>
+          <w:rFonts w:ascii="Pochaevsk" w:hAnsi="Pochaevsk"/>
+          <w:color w:val="202122"/>
+        </w:rPr>
+        <w:t xml:space="preserve"> </w:t>
+      </w:r>
+      <w:r>
+        <w:rPr>
+          <w:rFonts w:ascii="Pochaevsk" w:hAnsi="Pochaevsk" w:cs="Cambria"/>
+          <w:color w:val="202122"/>
+        </w:rPr>
+        <w:t>ѹ҆</w:t>
+      </w:r>
+      <w:r>
+        <w:rPr>
+          <w:rFonts w:ascii="Pochaevsk" w:hAnsi="Pochaevsk"/>
+          <w:color w:val="202122"/>
+        </w:rPr>
+        <w:t>́</w:t>
+      </w:r>
+      <w:r>
+        <w:rPr>
+          <w:rFonts w:ascii="Pochaevsk" w:hAnsi="Pochaevsk" w:cs="Cambria"/>
+          <w:color w:val="202122"/>
+        </w:rPr>
+        <w:t>зъ</w:t>
+      </w:r>
+      <w:r>
+        <w:rPr>
+          <w:rFonts w:ascii="Pochaevsk" w:hAnsi="Pochaevsk"/>
+          <w:color w:val="202122"/>
+        </w:rPr>
+        <w:t xml:space="preserve">, </w:t>
+      </w:r>
+      <w:r>
+        <w:rPr>
+          <w:rFonts w:ascii="Pochaevsk" w:hAnsi="Pochaevsk" w:cs="Segoe UI"/>
+          <w:color w:val="202122"/>
+        </w:rPr>
+        <w:t>ꙗ</w:t>
+      </w:r>
+      <w:r>
+        <w:rPr>
+          <w:rFonts w:ascii="Pochaevsk" w:hAnsi="Pochaevsk" w:cs="Cambria"/>
+          <w:color w:val="202122"/>
+        </w:rPr>
+        <w:t>҆</w:t>
+      </w:r>
+      <w:r>
+        <w:rPr>
+          <w:rFonts w:ascii="Pochaevsk" w:hAnsi="Pochaevsk"/>
+          <w:color w:val="202122"/>
+        </w:rPr>
+        <w:t>́</w:t>
+      </w:r>
+      <w:r>
+        <w:rPr>
+          <w:rFonts w:ascii="Pochaevsk" w:hAnsi="Pochaevsk" w:cs="Cambria"/>
+          <w:color w:val="202122"/>
+        </w:rPr>
+        <w:t>кѡ</w:t>
+      </w:r>
+      <w:r>
+        <w:rPr>
+          <w:rFonts w:ascii="Pochaevsk" w:hAnsi="Pochaevsk"/>
+          <w:color w:val="202122"/>
+        </w:rPr>
+        <w:t xml:space="preserve"> </w:t>
+      </w:r>
+      <w:r>
+        <w:rPr>
+          <w:rFonts w:ascii="Pochaevsk" w:hAnsi="Pochaevsk" w:cs="Cambria"/>
+          <w:color w:val="202122"/>
+        </w:rPr>
+        <w:t>ѕлодѣ</w:t>
+      </w:r>
+      <w:r>
+        <w:rPr>
+          <w:rFonts w:ascii="Pochaevsk" w:hAnsi="Pochaevsk"/>
+          <w:color w:val="202122"/>
+        </w:rPr>
+        <w:t>́</w:t>
+      </w:r>
+      <w:r>
+        <w:rPr>
+          <w:rFonts w:ascii="Pochaevsk" w:hAnsi="Pochaevsk" w:cs="Cambria"/>
+          <w:color w:val="202122"/>
+        </w:rPr>
+        <w:t>й</w:t>
+      </w:r>
+      <w:r>
+        <w:rPr>
+          <w:rFonts w:ascii="Pochaevsk" w:hAnsi="Pochaevsk"/>
+          <w:color w:val="202122"/>
+        </w:rPr>
+        <w:t xml:space="preserve">: </w:t>
+      </w:r>
+      <w:r>
+        <w:rPr>
+          <w:rFonts w:ascii="Pochaevsk" w:hAnsi="Pochaevsk" w:cs="Cambria"/>
+          <w:color w:val="202122"/>
+        </w:rPr>
+        <w:t>но</w:t>
+      </w:r>
+      <w:r>
+        <w:rPr>
+          <w:rFonts w:ascii="Pochaevsk" w:hAnsi="Pochaevsk"/>
+          <w:color w:val="202122"/>
+        </w:rPr>
+        <w:t xml:space="preserve"> </w:t>
+      </w:r>
+      <w:r>
+        <w:rPr>
+          <w:rFonts w:ascii="Pochaevsk" w:hAnsi="Pochaevsk" w:cs="Cambria"/>
+          <w:color w:val="202122"/>
+        </w:rPr>
+        <w:t>сло</w:t>
+      </w:r>
+      <w:r>
+        <w:rPr>
+          <w:rFonts w:ascii="Pochaevsk" w:hAnsi="Pochaevsk"/>
+          <w:color w:val="202122"/>
+        </w:rPr>
+        <w:t>́</w:t>
+      </w:r>
+      <w:r>
+        <w:rPr>
+          <w:rFonts w:ascii="Pochaevsk" w:hAnsi="Pochaevsk" w:cs="Cambria"/>
+          <w:color w:val="202122"/>
+        </w:rPr>
+        <w:t>во</w:t>
+      </w:r>
+      <w:r>
+        <w:rPr>
+          <w:rFonts w:ascii="Pochaevsk" w:hAnsi="Pochaevsk"/>
+          <w:color w:val="202122"/>
+        </w:rPr>
+        <w:t xml:space="preserve"> </w:t>
+      </w:r>
+      <w:r>
+        <w:rPr>
+          <w:rFonts w:ascii="Pochaevsk" w:hAnsi="Pochaevsk" w:cs="Cambria"/>
+          <w:color w:val="202122"/>
+        </w:rPr>
+        <w:t>бж҃їе</w:t>
+      </w:r>
+      <w:r>
+        <w:rPr>
+          <w:rFonts w:ascii="Pochaevsk" w:hAnsi="Pochaevsk"/>
+          <w:color w:val="202122"/>
+        </w:rPr>
+        <w:t xml:space="preserve"> </w:t>
+      </w:r>
+      <w:r>
+        <w:rPr>
+          <w:rFonts w:ascii="Pochaevsk" w:hAnsi="Pochaevsk" w:cs="Cambria"/>
+          <w:color w:val="202122"/>
+        </w:rPr>
+        <w:t>не</w:t>
+      </w:r>
+      <w:r>
+        <w:rPr>
+          <w:rFonts w:ascii="Pochaevsk" w:hAnsi="Pochaevsk"/>
+          <w:color w:val="202122"/>
+        </w:rPr>
+        <w:t xml:space="preserve"> </w:t>
+      </w:r>
+      <w:r>
+        <w:rPr>
+          <w:rFonts w:ascii="Pochaevsk" w:hAnsi="Pochaevsk" w:cs="Cambria"/>
+          <w:color w:val="202122"/>
+        </w:rPr>
+        <w:t>вѧ</w:t>
+      </w:r>
+      <w:r>
+        <w:rPr>
+          <w:rFonts w:ascii="Pochaevsk" w:hAnsi="Pochaevsk"/>
+          <w:color w:val="202122"/>
+        </w:rPr>
+        <w:t>́</w:t>
+      </w:r>
+      <w:r>
+        <w:rPr>
+          <w:rFonts w:ascii="Pochaevsk" w:hAnsi="Pochaevsk" w:cs="Cambria"/>
+          <w:color w:val="202122"/>
+        </w:rPr>
+        <w:t>жетсѧ</w:t>
+      </w:r>
+      <w:r>
+        <w:rPr>
+          <w:rFonts w:ascii="Pochaevsk" w:hAnsi="Pochaevsk"/>
+          <w:color w:val="202122"/>
+        </w:rPr>
+        <w:t>.</w:t>
+      </w:r>
+      <w:r>
+        <w:rPr>
+          <w:rFonts w:ascii="Pochaevsk" w:hAnsi="Pochaevsk" w:cs="Cambria"/>
+          <w:color w:val="202122"/>
+        </w:rPr>
+        <w:t> </w:t>
+      </w:r>
+      <w:r>
+        <w:rPr>
+          <w:rStyle w:val="smaller"/>
+          <w:rFonts w:ascii="Pochaevsk" w:hAnsi="Pochaevsk"/>
+          <w:color w:val="B22222"/>
+        </w:rPr>
+        <w:t>і҃</w:t>
+      </w:r>
+      <w:r>
+        <w:rPr>
+          <w:rFonts w:ascii="Pochaevsk" w:hAnsi="Pochaevsk"/>
+          <w:color w:val="202122"/>
+        </w:rPr>
+        <w:t xml:space="preserve"> Сегѡ̀ ра́ди всѧ̑ терплю̀ и҆збра́нныхъ ра́ди, да и҆ ті́и </w:t>
+      </w:r>
+      <w:r>
+        <w:rPr>
+          <w:rFonts w:ascii="Pochaevsk" w:hAnsi="Pochaevsk"/>
+          <w:color w:val="202122"/>
+        </w:rPr>
         <w:lastRenderedPageBreak/>
-        <w:t>моем</w:t>
-      </w:r>
-      <w:r>
-        <w:rPr>
-          <w:rFonts w:ascii="Pochaevsk" w:hAnsi="Pochaevsk" w:cs="Segoe UI"/>
-          <w:color w:val="202122"/>
-        </w:rPr>
-        <w:t>ꙋ</w:t>
-      </w:r>
-      <w:r>
-        <w:rPr>
-          <w:rFonts w:ascii="Pochaevsk" w:hAnsi="Pochaevsk"/>
-          <w:color w:val="202122"/>
-        </w:rPr>
-        <w:t>̀,</w:t>
-      </w:r>
-      <w:r>
-        <w:rPr>
-          <w:rFonts w:ascii="Pochaevsk" w:hAnsi="Pochaevsk" w:cs="Cambria"/>
-          <w:color w:val="202122"/>
-        </w:rPr>
-        <w:t> </w:t>
-      </w:r>
-      <w:r>
-        <w:rPr>
-          <w:rStyle w:val="smaller"/>
-          <w:rFonts w:ascii="Pochaevsk" w:hAnsi="Pochaevsk"/>
-          <w:color w:val="B22222"/>
-        </w:rPr>
-        <w:t>ѳ҃</w:t>
-      </w:r>
-      <w:r>
-        <w:rPr>
-          <w:rFonts w:ascii="Pochaevsk" w:hAnsi="Pochaevsk"/>
-          <w:color w:val="202122"/>
-        </w:rPr>
-        <w:t> въ не́мже ѕлостражд</w:t>
-      </w:r>
-      <w:r>
-        <w:rPr>
-          <w:rFonts w:ascii="Pochaevsk" w:hAnsi="Pochaevsk" w:cs="Segoe UI"/>
-          <w:color w:val="202122"/>
-        </w:rPr>
-        <w:t>ꙋ</w:t>
-      </w:r>
-      <w:r>
-        <w:rPr>
-          <w:rFonts w:ascii="Pochaevsk" w:hAnsi="Pochaevsk"/>
-          <w:color w:val="202122"/>
-        </w:rPr>
-        <w:t xml:space="preserve">̀ </w:t>
-      </w:r>
-      <w:r>
-        <w:rPr>
-          <w:rFonts w:ascii="Pochaevsk" w:hAnsi="Pochaevsk" w:cs="Cambria"/>
-          <w:color w:val="202122"/>
-        </w:rPr>
-        <w:t>да</w:t>
-      </w:r>
-      <w:r>
-        <w:rPr>
-          <w:rFonts w:ascii="Pochaevsk" w:hAnsi="Pochaevsk"/>
-          <w:color w:val="202122"/>
-        </w:rPr>
-        <w:t>́</w:t>
-      </w:r>
-      <w:r>
-        <w:rPr>
-          <w:rFonts w:ascii="Pochaevsk" w:hAnsi="Pochaevsk" w:cs="Cambria"/>
-          <w:color w:val="202122"/>
-        </w:rPr>
-        <w:t>же</w:t>
-      </w:r>
-      <w:r>
-        <w:rPr>
-          <w:rFonts w:ascii="Pochaevsk" w:hAnsi="Pochaevsk"/>
-          <w:color w:val="202122"/>
-        </w:rPr>
-        <w:t xml:space="preserve"> </w:t>
-      </w:r>
-      <w:r>
-        <w:rPr>
-          <w:rFonts w:ascii="Pochaevsk" w:hAnsi="Pochaevsk" w:cs="Cambria"/>
-          <w:color w:val="202122"/>
-        </w:rPr>
-        <w:t>до</w:t>
-      </w:r>
-      <w:r>
-        <w:rPr>
-          <w:rFonts w:ascii="Pochaevsk" w:hAnsi="Pochaevsk"/>
-          <w:color w:val="202122"/>
-        </w:rPr>
-        <w:t xml:space="preserve"> </w:t>
-      </w:r>
-      <w:r>
-        <w:rPr>
-          <w:rFonts w:ascii="Pochaevsk" w:hAnsi="Pochaevsk" w:cs="Cambria"/>
-          <w:color w:val="202122"/>
-        </w:rPr>
-        <w:t>ѹ҆</w:t>
-      </w:r>
-      <w:r>
-        <w:rPr>
-          <w:rFonts w:ascii="Pochaevsk" w:hAnsi="Pochaevsk"/>
-          <w:color w:val="202122"/>
-        </w:rPr>
-        <w:t>́</w:t>
-      </w:r>
-      <w:r>
-        <w:rPr>
-          <w:rFonts w:ascii="Pochaevsk" w:hAnsi="Pochaevsk" w:cs="Cambria"/>
-          <w:color w:val="202122"/>
-        </w:rPr>
-        <w:t>зъ</w:t>
-      </w:r>
-      <w:r>
-        <w:rPr>
-          <w:rFonts w:ascii="Pochaevsk" w:hAnsi="Pochaevsk"/>
-          <w:color w:val="202122"/>
-        </w:rPr>
-        <w:t xml:space="preserve">, </w:t>
-      </w:r>
-      <w:r>
-        <w:rPr>
-          <w:rFonts w:ascii="Pochaevsk" w:hAnsi="Pochaevsk" w:cs="Segoe UI"/>
-          <w:color w:val="202122"/>
-        </w:rPr>
-        <w:t>ꙗ</w:t>
-      </w:r>
-      <w:r>
-        <w:rPr>
-          <w:rFonts w:ascii="Pochaevsk" w:hAnsi="Pochaevsk" w:cs="Cambria"/>
-          <w:color w:val="202122"/>
-        </w:rPr>
-        <w:t>҆</w:t>
-      </w:r>
-      <w:r>
-        <w:rPr>
-          <w:rFonts w:ascii="Pochaevsk" w:hAnsi="Pochaevsk"/>
-          <w:color w:val="202122"/>
-        </w:rPr>
-        <w:t>́</w:t>
-      </w:r>
-      <w:r>
-        <w:rPr>
-          <w:rFonts w:ascii="Pochaevsk" w:hAnsi="Pochaevsk" w:cs="Cambria"/>
-          <w:color w:val="202122"/>
-        </w:rPr>
-        <w:t>кѡ</w:t>
-      </w:r>
-      <w:r>
-        <w:rPr>
-          <w:rFonts w:ascii="Pochaevsk" w:hAnsi="Pochaevsk"/>
-          <w:color w:val="202122"/>
-        </w:rPr>
-        <w:t xml:space="preserve"> </w:t>
-      </w:r>
-      <w:r>
-        <w:rPr>
-          <w:rFonts w:ascii="Pochaevsk" w:hAnsi="Pochaevsk" w:cs="Cambria"/>
-          <w:color w:val="202122"/>
-        </w:rPr>
-        <w:t>ѕлодѣ</w:t>
-      </w:r>
-      <w:r>
-        <w:rPr>
-          <w:rFonts w:ascii="Pochaevsk" w:hAnsi="Pochaevsk"/>
-          <w:color w:val="202122"/>
-        </w:rPr>
-        <w:t>́</w:t>
-      </w:r>
-      <w:r>
-        <w:rPr>
-          <w:rFonts w:ascii="Pochaevsk" w:hAnsi="Pochaevsk" w:cs="Cambria"/>
-          <w:color w:val="202122"/>
-        </w:rPr>
-        <w:t>й</w:t>
-      </w:r>
-      <w:r>
-        <w:rPr>
-          <w:rFonts w:ascii="Pochaevsk" w:hAnsi="Pochaevsk"/>
-          <w:color w:val="202122"/>
-        </w:rPr>
-        <w:t xml:space="preserve">: </w:t>
-      </w:r>
-      <w:r>
-        <w:rPr>
-          <w:rFonts w:ascii="Pochaevsk" w:hAnsi="Pochaevsk" w:cs="Cambria"/>
-          <w:color w:val="202122"/>
-        </w:rPr>
-        <w:t>но</w:t>
-      </w:r>
-      <w:r>
-        <w:rPr>
-          <w:rFonts w:ascii="Pochaevsk" w:hAnsi="Pochaevsk"/>
-          <w:color w:val="202122"/>
-        </w:rPr>
-        <w:t xml:space="preserve"> </w:t>
-      </w:r>
-      <w:r>
-        <w:rPr>
-          <w:rFonts w:ascii="Pochaevsk" w:hAnsi="Pochaevsk" w:cs="Cambria"/>
-          <w:color w:val="202122"/>
-        </w:rPr>
-        <w:t>сло</w:t>
-      </w:r>
-      <w:r>
-        <w:rPr>
-          <w:rFonts w:ascii="Pochaevsk" w:hAnsi="Pochaevsk"/>
-          <w:color w:val="202122"/>
-        </w:rPr>
-        <w:t>́</w:t>
-      </w:r>
-      <w:r>
-        <w:rPr>
-          <w:rFonts w:ascii="Pochaevsk" w:hAnsi="Pochaevsk" w:cs="Cambria"/>
-          <w:color w:val="202122"/>
-        </w:rPr>
-        <w:t>во</w:t>
-      </w:r>
-      <w:r>
-        <w:rPr>
-          <w:rFonts w:ascii="Pochaevsk" w:hAnsi="Pochaevsk"/>
-          <w:color w:val="202122"/>
-        </w:rPr>
-        <w:t xml:space="preserve"> </w:t>
-      </w:r>
-      <w:r>
-        <w:rPr>
-          <w:rFonts w:ascii="Pochaevsk" w:hAnsi="Pochaevsk" w:cs="Cambria"/>
-          <w:color w:val="202122"/>
-        </w:rPr>
-        <w:t>бж҃їе</w:t>
-      </w:r>
-      <w:r>
-        <w:rPr>
-          <w:rFonts w:ascii="Pochaevsk" w:hAnsi="Pochaevsk"/>
-          <w:color w:val="202122"/>
-        </w:rPr>
-        <w:t xml:space="preserve"> </w:t>
-      </w:r>
-      <w:r>
-        <w:rPr>
-          <w:rFonts w:ascii="Pochaevsk" w:hAnsi="Pochaevsk" w:cs="Cambria"/>
-          <w:color w:val="202122"/>
-        </w:rPr>
-        <w:t>не</w:t>
-      </w:r>
-      <w:r>
-        <w:rPr>
-          <w:rFonts w:ascii="Pochaevsk" w:hAnsi="Pochaevsk"/>
-          <w:color w:val="202122"/>
-        </w:rPr>
-        <w:t xml:space="preserve"> </w:t>
-      </w:r>
-      <w:r>
-        <w:rPr>
-          <w:rFonts w:ascii="Pochaevsk" w:hAnsi="Pochaevsk" w:cs="Cambria"/>
-          <w:color w:val="202122"/>
-        </w:rPr>
-        <w:t>вѧ</w:t>
-      </w:r>
-      <w:r>
-        <w:rPr>
-          <w:rFonts w:ascii="Pochaevsk" w:hAnsi="Pochaevsk"/>
-          <w:color w:val="202122"/>
-        </w:rPr>
-        <w:t>́</w:t>
-      </w:r>
-      <w:r>
-        <w:rPr>
-          <w:rFonts w:ascii="Pochaevsk" w:hAnsi="Pochaevsk" w:cs="Cambria"/>
-          <w:color w:val="202122"/>
-        </w:rPr>
-        <w:t>жетсѧ</w:t>
-      </w:r>
-      <w:r>
-        <w:rPr>
-          <w:rFonts w:ascii="Pochaevsk" w:hAnsi="Pochaevsk"/>
-          <w:color w:val="202122"/>
-        </w:rPr>
-        <w:t>.</w:t>
-      </w:r>
-      <w:r>
-        <w:rPr>
-          <w:rFonts w:ascii="Pochaevsk" w:hAnsi="Pochaevsk" w:cs="Cambria"/>
-          <w:color w:val="202122"/>
-        </w:rPr>
-        <w:t> </w:t>
-      </w:r>
-      <w:r>
-        <w:rPr>
-          <w:rStyle w:val="smaller"/>
-          <w:rFonts w:ascii="Pochaevsk" w:hAnsi="Pochaevsk"/>
-          <w:color w:val="B22222"/>
-        </w:rPr>
-        <w:t>і҃</w:t>
-      </w:r>
-      <w:r>
-        <w:rPr>
-          <w:rFonts w:ascii="Pochaevsk" w:hAnsi="Pochaevsk"/>
-          <w:color w:val="202122"/>
-        </w:rPr>
-        <w:t> Сегѡ̀ ра́ди всѧ̑ терплю̀ и҆збра́нныхъ ра́ди, да и҆ ті́и сп</w:t>
+        <w:t>сп</w:t>
       </w:r>
       <w:r>
         <w:rPr>
